--- a/docs/ТЗ_и_календарный_план.docx
+++ b/docs/ТЗ_и_календарный_план.docx
@@ -7,37 +7,48 @@
         <w:pStyle w:val="Heading1"/>
       </w:pPr>
       <w:r>
-        <w:t>Техническое задание и календарный план НИР</w:t>
+        <w:t>Техническое задание и календарный план научно-исследовательской работы</w:t>
       </w:r>
     </w:p>
     <w:p>
       <w:r>
-        <w:t>Тема: **разработка и исследование метода автоматического выявления</w:t>
+        <w:rPr>
+          <w:b/>
+        </w:rPr>
+        <w:t>Тема:</w:t>
+      </w:r>
+      <w:r>
+        <w:t xml:space="preserve"> метод и программное средство проверки достоверности текста по</w:t>
       </w:r>
     </w:p>
     <w:p>
       <w:r>
-        <w:t>недостоверных фрагментов текста на основе сопоставления ответа с</w:t>
+        <w:t>документу-источнику на основе анализа внимания языковой модели (SpanVerify).</w:t>
       </w:r>
     </w:p>
     <w:p>
       <w:r>
-        <w:t>документом-источником** (рабочее название комплекса — SpanVerify).</w:t>
+        <w:t>Формулировки видов работ — научно-исследовательские. Виды работ, не относящиеся</w:t>
       </w:r>
     </w:p>
     <w:p>
       <w:r>
-        <w:t>Документ подготовлен для конкурсной документации. Виды работ сформулированы как</w:t>
+        <w:t>к НИР (производство, изготовление образцов, сертификация, упаковка, маркетинг,</w:t>
       </w:r>
     </w:p>
     <w:p>
       <w:r>
-        <w:t>научно-исследовательские: исследование, разработка метода, эксперимент, оценка</w:t>
+        <w:t>продвижение, конструкторская и технологическая документация, закупка</w:t>
       </w:r>
     </w:p>
     <w:p>
       <w:r>
-        <w:t>качества, апробация, подготовка отчётности.</w:t>
+        <w:t>оборудования, клинические испытания, патентование, публикация статьи и участие</w:t>
+      </w:r>
+    </w:p>
+    <w:p>
+      <w:r>
+        <w:t>в конференции как результат, преакселерация, бизнес-план), в план не включены.</w:t>
       </w:r>
     </w:p>
     <w:p>
@@ -61,27 +72,42 @@
         <w:pStyle w:val="Heading3"/>
       </w:pPr>
       <w:r>
-        <w:t>1.1. Основание для работы</w:t>
+        <w:t>1.1. Основание и цель</w:t>
       </w:r>
     </w:p>
     <w:p>
       <w:r>
-        <w:t>Инициативная научно-исследовательская работа по направлению «искусственный</w:t>
+        <w:t>Основание: практическая потребность в выборочной проверке текстов, которые</w:t>
       </w:r>
     </w:p>
     <w:p>
       <w:r>
-        <w:t>интеллект и обработка естественного языка». Задача вызвана практикой</w:t>
+        <w:t>готовятся по документам (справки, ответы на запросы, обобщения регламентов).</w:t>
       </w:r>
     </w:p>
     <w:p>
       <w:r>
-        <w:t>применения генеративных моделей для подготовки текстов по документам: такие</w:t>
+        <w:t>Цель работы: разработать и исследовать метод, который по документу-источнику и</w:t>
       </w:r>
     </w:p>
     <w:p>
       <w:r>
-        <w:t>тексты требуют выборочной проверки на соответствие источнику.</w:t>
+        <w:t>ответу указывает фрагменты ответа, не подтверждённые документом, и даёт</w:t>
+      </w:r>
+    </w:p>
+    <w:p>
+      <w:r>
+        <w:t>количественную оценку достоверности ответа; реализовать метод в виде</w:t>
+      </w:r>
+    </w:p>
+    <w:p>
+      <w:r>
+        <w:t>программного средства, пригодного к использованию на обычном рабочем</w:t>
+      </w:r>
+    </w:p>
+    <w:p>
+      <w:r>
+        <w:t>компьютере.</w:t>
       </w:r>
     </w:p>
     <w:p>
@@ -89,30 +115,7 @@
         <w:pStyle w:val="Heading3"/>
       </w:pPr>
       <w:r>
-        <w:t>1.2. Цель работы</w:t>
-      </w:r>
-    </w:p>
-    <w:p>
-      <w:r>
-        <w:t>Разработать метод выявления фрагментов ответа, не подтверждаемых</w:t>
-      </w:r>
-    </w:p>
-    <w:p>
-      <w:r>
-        <w:t>документом-источником, и оценить его качество на размеченных парах</w:t>
-      </w:r>
-    </w:p>
-    <w:p>
-      <w:r>
-        <w:t>«документ — ответ».</w:t>
-      </w:r>
-    </w:p>
-    <w:p>
-      <w:pPr>
-        <w:pStyle w:val="Heading3"/>
-      </w:pPr>
-      <w:r>
-        <w:t>1.3. Задачи работы</w:t>
+        <w:t>1.2. Задачи работы</w:t>
       </w:r>
     </w:p>
     <w:p>
@@ -120,12 +123,12 @@
         <w:pStyle w:val="ListNumber"/>
       </w:pPr>
       <w:r>
-        <w:t>Исследовать существующие подходы к проверке фактической опоры текста на</w:t>
+        <w:t>Исследовать существующие подходы к проверке соответствия текста источнику и</w:t>
       </w:r>
     </w:p>
     <w:p>
       <w:r>
-        <w:t xml:space="preserve">   источник, уточнить постановку задачи для русскоязычных документов.</w:t>
+        <w:t xml:space="preserve">   определить постановку задачи для русскоязычных текстов.</w:t>
       </w:r>
     </w:p>
     <w:p>
@@ -138,7 +141,7 @@
     </w:p>
     <w:p>
       <w:r>
-        <w:t xml:space="preserve">   векторных представлений токенов.</w:t>
+        <w:t xml:space="preserve">   векторных представлений; изучить знак и информативность каждого признака.</w:t>
       </w:r>
     </w:p>
     <w:p>
@@ -146,7 +149,7 @@
         <w:pStyle w:val="ListNumber"/>
       </w:pPr>
       <w:r>
-        <w:t>Разработать схему агрегации признаков: оценка риска по токенам, выделение</w:t>
+        <w:t>Разработать схему агрегации: агрегация признаков по токенам, выделение</w:t>
       </w:r>
     </w:p>
     <w:p>
@@ -159,12 +162,12 @@
         <w:pStyle w:val="ListNumber"/>
       </w:pPr>
       <w:r>
-        <w:t>Разработать процедуру обучения и калибровки параметров по целевому уровню</w:t>
+        <w:t>Разработать процедуру обучения и калибровки по целевому уровню ложных</w:t>
       </w:r>
     </w:p>
     <w:p>
       <w:r>
-        <w:t xml:space="preserve">   ложных срабатываний.</w:t>
+        <w:t xml:space="preserve">   срабатываний, исключающую подбор порога по тестовой выборке.</w:t>
       </w:r>
     </w:p>
     <w:p>
@@ -172,12 +175,12 @@
         <w:pStyle w:val="ListNumber"/>
       </w:pPr>
       <w:r>
-        <w:t>Провести экспериментальную оценку метода на контрольном наборе и сравнить</w:t>
+        <w:t>Провести вычислительные эксперименты: метрики по токенам и фрагментам,</w:t>
       </w:r>
     </w:p>
     <w:p>
       <w:r>
-        <w:t xml:space="preserve">   признаки между собой, включая разбиение по слоям модели.</w:t>
+        <w:t xml:space="preserve">   сравнение признаков между собой и по слоям модели, доверительные интервалы.</w:t>
       </w:r>
     </w:p>
     <w:p>
@@ -185,12 +188,12 @@
         <w:pStyle w:val="ListNumber"/>
       </w:pPr>
       <w:r>
-        <w:t>Разработать программную реализацию (локальное приложение, HTTP-интерфейс,</w:t>
+        <w:t>Разработать программное средство: локальное приложение, HTTP-интерфейс,</w:t>
       </w:r>
     </w:p>
     <w:p>
       <w:r>
-        <w:t xml:space="preserve">   командный интерфейс) и провести её апробацию на контрольных примерах.</w:t>
+        <w:t xml:space="preserve">   интерфейс командной строки; обеспечить воспроизводимость сборки.</w:t>
       </w:r>
     </w:p>
     <w:p>
@@ -203,7 +206,7 @@
     </w:p>
     <w:p>
       <w:r>
-        <w:t xml:space="preserve">   НИР, воспроизводимые скрипты экспериментов.</w:t>
+        <w:t xml:space="preserve">   НИР, документацию по обучению на собственных данных.</w:t>
       </w:r>
     </w:p>
     <w:p>
@@ -211,7 +214,30 @@
         <w:pStyle w:val="Heading3"/>
       </w:pPr>
       <w:r>
-        <w:t>1.4. Объект и предмет исследования</w:t>
+        <w:t>1.3. Объект и предмет исследования</w:t>
+      </w:r>
+    </w:p>
+    <w:p>
+      <w:r>
+        <w:t>Объект — пары «документ-источник — ответ» (ответы языковых моделей и людей).</w:t>
+      </w:r>
+    </w:p>
+    <w:p>
+      <w:r>
+        <w:t>Предмет — связь между опорой фрагментов ответа на документ и внутренними</w:t>
+      </w:r>
+    </w:p>
+    <w:p>
+      <w:r>
+        <w:t>сигналами языковой модели; методы локализации неподтверждённых фрагментов.</w:t>
+      </w:r>
+    </w:p>
+    <w:p>
+      <w:pPr>
+        <w:pStyle w:val="Heading3"/>
+      </w:pPr>
+      <w:r>
+        <w:t>1.4. Методы исследования</w:t>
       </w:r>
     </w:p>
     <w:p>
@@ -219,58 +245,7 @@
         <w:pStyle w:val="ListBullet"/>
       </w:pPr>
       <w:r>
-        <w:rPr>
-          <w:b/>
-        </w:rPr>
-        <w:t>Объект:</w:t>
-      </w:r>
-      <w:r>
-        <w:t xml:space="preserve"> тексты, порождаемые языковыми моделями и людьми по заданному</w:t>
-      </w:r>
-    </w:p>
-    <w:p>
-      <w:r>
-        <w:t xml:space="preserve">  документу-источнику.</w:t>
-      </w:r>
-    </w:p>
-    <w:p>
-      <w:pPr>
-        <w:pStyle w:val="ListBullet"/>
-      </w:pPr>
-      <w:r>
-        <w:rPr>
-          <w:b/>
-        </w:rPr>
-        <w:t>Предмет:</w:t>
-      </w:r>
-      <w:r>
-        <w:t xml:space="preserve"> связь между опорой фрагментов ответа на документ и признаками</w:t>
-      </w:r>
-    </w:p>
-    <w:p>
-      <w:r>
-        <w:t xml:space="preserve">  языковой модели; методы автоматического выявления неподтверждённых</w:t>
-      </w:r>
-    </w:p>
-    <w:p>
-      <w:r>
-        <w:t xml:space="preserve">  фрагментов.</w:t>
-      </w:r>
-    </w:p>
-    <w:p>
-      <w:pPr>
-        <w:pStyle w:val="Heading3"/>
-      </w:pPr>
-      <w:r>
-        <w:t>1.5. Методы исследования</w:t>
-      </w:r>
-    </w:p>
-    <w:p>
-      <w:pPr>
-        <w:pStyle w:val="ListBullet"/>
-      </w:pPr>
-      <w:r>
-        <w:t>анализ литературы и существующих подходов;</w:t>
+        <w:t>анализ подходов к проверке фактической опоры текста на источник;</w:t>
       </w:r>
     </w:p>
     <w:p>
@@ -286,12 +261,12 @@
         <w:pStyle w:val="ListBullet"/>
       </w:pPr>
       <w:r>
-        <w:t>статистическая оценка метрик (precision, recall, F1, FPR, AUC) с</w:t>
+        <w:t>статистическая оценка: precision, recall, F1, FPR, AUC, доверительные</w:t>
       </w:r>
     </w:p>
     <w:p>
       <w:r>
-        <w:t xml:space="preserve">  доверительными интервалами методом бутстрэпа;</w:t>
+        <w:t xml:space="preserve">  интервалы методом бутстрэпа, парные сравнения;</w:t>
       </w:r>
     </w:p>
     <w:p>
@@ -299,7 +274,7 @@
         <w:pStyle w:val="ListBullet"/>
       </w:pPr>
       <w:r>
-        <w:t>сравнительный анализ признаков и слоёв модели;</w:t>
+        <w:t>сравнение признаков и слоёв модели;</w:t>
       </w:r>
     </w:p>
     <w:p>
@@ -307,7 +282,7 @@
         <w:pStyle w:val="ListBullet"/>
       </w:pPr>
       <w:r>
-        <w:t>воспроизводимые сборки и автоматические проверки (GitHub Actions).</w:t>
+        <w:t>воспроизводимые автоматические проверки (непрерывная интеграция).</w:t>
       </w:r>
     </w:p>
     <w:p>
@@ -315,132 +290,388 @@
         <w:pStyle w:val="Heading3"/>
       </w:pPr>
       <w:r>
-        <w:t>1.6. Требования к результату</w:t>
+        <w:t>1.5. Требования к результатам</w:t>
       </w:r>
     </w:p>
-    <w:p>
-      <w:pPr>
-        <w:pStyle w:val="ListNumber"/>
-      </w:pPr>
-      <w:r>
-        <w:rPr>
-          <w:b/>
-        </w:rPr>
-        <w:t>Метод</w:t>
-      </w:r>
-      <w:r>
-        <w:t xml:space="preserve"> с формальным описанием: признаки, агрегация, пороги, калибровка.</w:t>
-      </w:r>
-    </w:p>
-    <w:p>
-      <w:pPr>
-        <w:pStyle w:val="ListNumber"/>
-      </w:pPr>
-      <w:r>
-        <w:rPr>
-          <w:b/>
-        </w:rPr>
-        <w:t>Программная реализация</w:t>
-      </w:r>
-      <w:r>
-        <w:t>: локальное приложение для Windows (один файл),</w:t>
-      </w:r>
-    </w:p>
-    <w:p>
-      <w:r>
-        <w:t xml:space="preserve">   HTTP-интерфейс с контрактом </w:t>
-      </w:r>
-      <w:r>
-        <w:rPr>
-          <w:rFonts w:ascii="Consolas" w:hAnsi="Consolas"/>
-          <w:color w:val="224488"/>
-          <w:sz w:val="19"/>
-        </w:rPr>
-        <w:t>POST /v1/verify</w:t>
-      </w:r>
-      <w:r>
-        <w:t>, командный интерфейс.</w:t>
-      </w:r>
-    </w:p>
-    <w:p>
-      <w:pPr>
-        <w:pStyle w:val="ListNumber"/>
-      </w:pPr>
-      <w:r>
-        <w:rPr>
-          <w:b/>
-        </w:rPr>
-        <w:t>Параметры метода</w:t>
-      </w:r>
-      <w:r>
-        <w:t xml:space="preserve"> в текстовом виде (</w:t>
-      </w:r>
-      <w:r>
-        <w:rPr>
-          <w:rFonts w:ascii="Consolas" w:hAnsi="Consolas"/>
-          <w:color w:val="224488"/>
-          <w:sz w:val="19"/>
-        </w:rPr>
-        <w:t>config/weights.json</w:t>
-      </w:r>
-      <w:r>
-        <w:t>), воспроизводимые</w:t>
-      </w:r>
-    </w:p>
-    <w:p>
-      <w:r>
-        <w:t xml:space="preserve">   по seed.</w:t>
-      </w:r>
-    </w:p>
-    <w:p>
-      <w:pPr>
-        <w:pStyle w:val="ListNumber"/>
-      </w:pPr>
-      <w:r>
-        <w:rPr>
-          <w:b/>
-        </w:rPr>
-        <w:t>Результаты оценки</w:t>
-      </w:r>
-      <w:r>
-        <w:t>: метрики по токенам и фрагментам на отложенной части</w:t>
-      </w:r>
-    </w:p>
-    <w:p>
-      <w:r>
-        <w:t xml:space="preserve">   контрольного набора; отдельно — результаты пилота на реальной модели с</w:t>
-      </w:r>
-    </w:p>
-    <w:p>
-      <w:r>
-        <w:t xml:space="preserve">   разбиением по слоям.</w:t>
-      </w:r>
-    </w:p>
-    <w:p>
-      <w:pPr>
-        <w:pStyle w:val="ListNumber"/>
-      </w:pPr>
-      <w:r>
-        <w:rPr>
-          <w:b/>
-        </w:rPr>
-        <w:t>Отчётность</w:t>
-      </w:r>
-      <w:r>
-        <w:t>: отчёт о НИР, руководство пользователя, описание формата</w:t>
-      </w:r>
-    </w:p>
-    <w:p>
-      <w:r>
-        <w:t xml:space="preserve">   разметки, инструкция по воспроизведению экспериментов.</w:t>
-      </w:r>
-    </w:p>
+    <w:tbl>
+      <w:tblPr>
+        <w:tblStyle w:val="LightGrid-Accent1"/>
+        <w:tblW w:type="auto" w:w="0"/>
+        <w:tblLook w:firstColumn="1" w:firstRow="1" w:lastColumn="0" w:lastRow="0" w:noHBand="0" w:noVBand="1" w:val="04A0"/>
+      </w:tblPr>
+      <w:tblGrid>
+        <w:gridCol w:w="2880"/>
+        <w:gridCol w:w="2880"/>
+        <w:gridCol w:w="2880"/>
+      </w:tblGrid>
+      <w:tr>
+        <w:tc>
+          <w:tcPr>
+            <w:tcW w:type="dxa" w:w="2880"/>
+          </w:tcPr>
+          <w:p>
+            <w:r>
+              <w:rPr>
+                <w:b/>
+              </w:rPr>
+            </w:r>
+            <w:r>
+              <w:rPr>
+                <w:b/>
+              </w:rPr>
+              <w:t>№</w:t>
+            </w:r>
+          </w:p>
+        </w:tc>
+        <w:tc>
+          <w:tcPr>
+            <w:tcW w:type="dxa" w:w="2880"/>
+          </w:tcPr>
+          <w:p>
+            <w:r>
+              <w:rPr>
+                <w:b/>
+              </w:rPr>
+            </w:r>
+            <w:r>
+              <w:rPr>
+                <w:b/>
+              </w:rPr>
+              <w:t>Требование</w:t>
+            </w:r>
+          </w:p>
+        </w:tc>
+        <w:tc>
+          <w:tcPr>
+            <w:tcW w:type="dxa" w:w="2880"/>
+          </w:tcPr>
+          <w:p>
+            <w:r>
+              <w:rPr>
+                <w:b/>
+              </w:rPr>
+            </w:r>
+            <w:r>
+              <w:rPr>
+                <w:b/>
+              </w:rPr>
+              <w:t>Форма представления</w:t>
+            </w:r>
+          </w:p>
+        </w:tc>
+      </w:tr>
+      <w:tr>
+        <w:tc>
+          <w:tcPr>
+            <w:tcW w:type="dxa" w:w="2880"/>
+          </w:tcPr>
+          <w:p>
+            <w:r/>
+            <w:r>
+              <w:t>1</w:t>
+            </w:r>
+          </w:p>
+        </w:tc>
+        <w:tc>
+          <w:tcPr>
+            <w:tcW w:type="dxa" w:w="2880"/>
+          </w:tcPr>
+          <w:p>
+            <w:r/>
+            <w:r>
+              <w:t>Описание метода: признаки, агрегация, пороги, калибровка</w:t>
+            </w:r>
+          </w:p>
+        </w:tc>
+        <w:tc>
+          <w:tcPr>
+            <w:tcW w:type="dxa" w:w="2880"/>
+          </w:tcPr>
+          <w:p>
+            <w:r/>
+            <w:r>
+              <w:t xml:space="preserve">разделы отчёта о НИР и </w:t>
+            </w:r>
+            <w:r>
+              <w:rPr>
+                <w:rFonts w:ascii="Consolas" w:hAnsi="Consolas"/>
+                <w:color w:val="224488"/>
+                <w:sz w:val="19"/>
+              </w:rPr>
+              <w:t>README</w:t>
+            </w:r>
+            <w:r>
+              <w:t xml:space="preserve"> модуля</w:t>
+            </w:r>
+          </w:p>
+        </w:tc>
+      </w:tr>
+      <w:tr>
+        <w:tc>
+          <w:tcPr>
+            <w:tcW w:type="dxa" w:w="2880"/>
+          </w:tcPr>
+          <w:p>
+            <w:r/>
+            <w:r>
+              <w:t>2</w:t>
+            </w:r>
+          </w:p>
+        </w:tc>
+        <w:tc>
+          <w:tcPr>
+            <w:tcW w:type="dxa" w:w="2880"/>
+          </w:tcPr>
+          <w:p>
+            <w:r/>
+            <w:r>
+              <w:t>Параметры метода, воспроизводимые по seed</w:t>
+            </w:r>
+          </w:p>
+        </w:tc>
+        <w:tc>
+          <w:tcPr>
+            <w:tcW w:type="dxa" w:w="2880"/>
+          </w:tcPr>
+          <w:p>
+            <w:r/>
+            <w:r>
+              <w:rPr>
+                <w:rFonts w:ascii="Consolas" w:hAnsi="Consolas"/>
+                <w:color w:val="224488"/>
+                <w:sz w:val="19"/>
+              </w:rPr>
+              <w:t>config/weights.json</w:t>
+            </w:r>
+            <w:r>
+              <w:t xml:space="preserve">, </w:t>
+            </w:r>
+            <w:r>
+              <w:rPr>
+                <w:rFonts w:ascii="Consolas" w:hAnsi="Consolas"/>
+                <w:color w:val="224488"/>
+                <w:sz w:val="19"/>
+              </w:rPr>
+              <w:t>config/head.json</w:t>
+            </w:r>
+          </w:p>
+        </w:tc>
+      </w:tr>
+      <w:tr>
+        <w:tc>
+          <w:tcPr>
+            <w:tcW w:type="dxa" w:w="2880"/>
+          </w:tcPr>
+          <w:p>
+            <w:r/>
+            <w:r>
+              <w:t>3</w:t>
+            </w:r>
+          </w:p>
+        </w:tc>
+        <w:tc>
+          <w:tcPr>
+            <w:tcW w:type="dxa" w:w="2880"/>
+          </w:tcPr>
+          <w:p>
+            <w:r/>
+            <w:r>
+              <w:t>Программное средство</w:t>
+            </w:r>
+          </w:p>
+        </w:tc>
+        <w:tc>
+          <w:tcPr>
+            <w:tcW w:type="dxa" w:w="2880"/>
+          </w:tcPr>
+          <w:p>
+            <w:r/>
+            <w:r>
+              <w:rPr>
+                <w:rFonts w:ascii="Consolas" w:hAnsi="Consolas"/>
+                <w:color w:val="224488"/>
+                <w:sz w:val="19"/>
+              </w:rPr>
+              <w:t>.exe</w:t>
+            </w:r>
+            <w:r>
+              <w:t xml:space="preserve"> для Windows (один файл), </w:t>
+            </w:r>
+            <w:r>
+              <w:rPr>
+                <w:rFonts w:ascii="Consolas" w:hAnsi="Consolas"/>
+                <w:color w:val="224488"/>
+                <w:sz w:val="19"/>
+              </w:rPr>
+              <w:t>.pyz</w:t>
+            </w:r>
+            <w:r>
+              <w:t>, HTTP-интерфейс, CLI</w:t>
+            </w:r>
+          </w:p>
+        </w:tc>
+      </w:tr>
+      <w:tr>
+        <w:tc>
+          <w:tcPr>
+            <w:tcW w:type="dxa" w:w="2880"/>
+          </w:tcPr>
+          <w:p>
+            <w:r/>
+            <w:r>
+              <w:t>4</w:t>
+            </w:r>
+          </w:p>
+        </w:tc>
+        <w:tc>
+          <w:tcPr>
+            <w:tcW w:type="dxa" w:w="2880"/>
+          </w:tcPr>
+          <w:p>
+            <w:r/>
+            <w:r>
+              <w:t>Оценка качества на отложенной части</w:t>
+            </w:r>
+          </w:p>
+        </w:tc>
+        <w:tc>
+          <w:tcPr>
+            <w:tcW w:type="dxa" w:w="2880"/>
+          </w:tcPr>
+          <w:p>
+            <w:r/>
+            <w:r>
+              <w:t>отчёт прогона, файл метрик</w:t>
+            </w:r>
+          </w:p>
+        </w:tc>
+      </w:tr>
+      <w:tr>
+        <w:tc>
+          <w:tcPr>
+            <w:tcW w:type="dxa" w:w="2880"/>
+          </w:tcPr>
+          <w:p>
+            <w:r/>
+            <w:r>
+              <w:t>5</w:t>
+            </w:r>
+          </w:p>
+        </w:tc>
+        <w:tc>
+          <w:tcPr>
+            <w:tcW w:type="dxa" w:w="2880"/>
+          </w:tcPr>
+          <w:p>
+            <w:r/>
+            <w:r>
+              <w:t>Пилотное исследование по слоям реальной модели</w:t>
+            </w:r>
+          </w:p>
+        </w:tc>
+        <w:tc>
+          <w:tcPr>
+            <w:tcW w:type="dxa" w:w="2880"/>
+          </w:tcPr>
+          <w:p>
+            <w:r/>
+            <w:r>
+              <w:t>отчёт пилота (артефакт запуска)</w:t>
+            </w:r>
+          </w:p>
+        </w:tc>
+      </w:tr>
+      <w:tr>
+        <w:tc>
+          <w:tcPr>
+            <w:tcW w:type="dxa" w:w="2880"/>
+          </w:tcPr>
+          <w:p>
+            <w:r/>
+            <w:r>
+              <w:t>6</w:t>
+            </w:r>
+          </w:p>
+        </w:tc>
+        <w:tc>
+          <w:tcPr>
+            <w:tcW w:type="dxa" w:w="2880"/>
+          </w:tcPr>
+          <w:p>
+            <w:r/>
+            <w:r>
+              <w:t>Руководство пользователя</w:t>
+            </w:r>
+          </w:p>
+        </w:tc>
+        <w:tc>
+          <w:tcPr>
+            <w:tcW w:type="dxa" w:w="2880"/>
+          </w:tcPr>
+          <w:p>
+            <w:r/>
+            <w:r>
+              <w:rPr>
+                <w:rFonts w:ascii="Consolas" w:hAnsi="Consolas"/>
+                <w:color w:val="224488"/>
+                <w:sz w:val="19"/>
+              </w:rPr>
+              <w:t>docs/РУКОВОДСТВО.md</w:t>
+            </w:r>
+          </w:p>
+        </w:tc>
+      </w:tr>
+      <w:tr>
+        <w:tc>
+          <w:tcPr>
+            <w:tcW w:type="dxa" w:w="2880"/>
+          </w:tcPr>
+          <w:p>
+            <w:r/>
+            <w:r>
+              <w:t>7</w:t>
+            </w:r>
+          </w:p>
+        </w:tc>
+        <w:tc>
+          <w:tcPr>
+            <w:tcW w:type="dxa" w:w="2880"/>
+          </w:tcPr>
+          <w:p>
+            <w:r/>
+            <w:r>
+              <w:t>Отчёт о НИР</w:t>
+            </w:r>
+          </w:p>
+        </w:tc>
+        <w:tc>
+          <w:tcPr>
+            <w:tcW w:type="dxa" w:w="2880"/>
+          </w:tcPr>
+          <w:p>
+            <w:r/>
+            <w:r>
+              <w:rPr>
+                <w:rFonts w:ascii="Consolas" w:hAnsi="Consolas"/>
+                <w:color w:val="224488"/>
+                <w:sz w:val="19"/>
+              </w:rPr>
+              <w:t>docs/ОТЧЁТ_о_НИР_шаблон.md</w:t>
+            </w:r>
+            <w:r>
+              <w:t xml:space="preserve"> + материалы репозитория</w:t>
+            </w:r>
+          </w:p>
+        </w:tc>
+      </w:tr>
+    </w:tbl>
+    <w:p/>
     <w:p>
       <w:pPr>
         <w:pStyle w:val="Heading3"/>
       </w:pPr>
       <w:r>
-        <w:t>1.7. Критерии приёмки</w:t>
+        <w:t>1.6. Критерии приёмки</w:t>
       </w:r>
     </w:p>
     <w:tbl>
@@ -487,7 +718,7 @@
               <w:rPr>
                 <w:b/>
               </w:rPr>
-              <w:t>Целевое значение</w:t>
+              <w:t>Значение</w:t>
             </w:r>
           </w:p>
         </w:tc>
@@ -505,7 +736,7 @@
               <w:rPr>
                 <w:b/>
               </w:rPr>
-              <w:t>Как проверяется</w:t>
+              <w:t>Способ проверки</w:t>
             </w:r>
           </w:p>
         </w:tc>
@@ -518,7 +749,7 @@
           <w:p>
             <w:r/>
             <w:r>
-              <w:t>Качество по токенам на отложенных данных</w:t>
+              <w:t>Качество по токенам на отложенной части</w:t>
             </w:r>
           </w:p>
         </w:tc>
@@ -545,7 +776,7 @@
                 <w:color w:val="224488"/>
                 <w:sz w:val="19"/>
               </w:rPr>
-              <w:t>python -m spanverify evaluate --dataset &lt;набор&gt;</w:t>
+              <w:t>python -m spanverify evaluate --dataset data/demo_pairs.jsonl</w:t>
             </w:r>
           </w:p>
         </w:tc>
@@ -558,7 +789,7 @@
           <w:p>
             <w:r/>
             <w:r>
-              <w:t>Доля ложных срабатываний</w:t>
+              <w:t>Ложные срабатывания</w:t>
             </w:r>
           </w:p>
         </w:tc>
@@ -580,7 +811,7 @@
           <w:p>
             <w:r/>
             <w:r>
-              <w:t>тот же отчёт</w:t>
+              <w:t>там же</w:t>
             </w:r>
           </w:p>
         </w:tc>
@@ -593,7 +824,7 @@
           <w:p>
             <w:r/>
             <w:r>
-              <w:t>Тесты</w:t>
+              <w:t>Воспроизводимость обучения</w:t>
             </w:r>
           </w:p>
         </w:tc>
@@ -604,7 +835,123 @@
           <w:p>
             <w:r/>
             <w:r>
-              <w:t>≥ 60, все проходят</w:t>
+              <w:t>одинаковый seed → одинаковый файл параметров</w:t>
+            </w:r>
+          </w:p>
+        </w:tc>
+        <w:tc>
+          <w:tcPr>
+            <w:tcW w:type="dxa" w:w="2880"/>
+          </w:tcPr>
+          <w:p>
+            <w:r/>
+            <w:r>
+              <w:t>сверка контрольной суммы в CI</w:t>
+            </w:r>
+          </w:p>
+        </w:tc>
+      </w:tr>
+      <w:tr>
+        <w:tc>
+          <w:tcPr>
+            <w:tcW w:type="dxa" w:w="2880"/>
+          </w:tcPr>
+          <w:p>
+            <w:r/>
+            <w:r>
+              <w:t>Автоматические проверки</w:t>
+            </w:r>
+          </w:p>
+        </w:tc>
+        <w:tc>
+          <w:tcPr>
+            <w:tcW w:type="dxa" w:w="2880"/>
+          </w:tcPr>
+          <w:p>
+            <w:r/>
+            <w:r>
+              <w:t>все проходят</w:t>
+            </w:r>
+          </w:p>
+        </w:tc>
+        <w:tc>
+          <w:tcPr>
+            <w:tcW w:type="dxa" w:w="2880"/>
+          </w:tcPr>
+          <w:p>
+            <w:r/>
+            <w:r>
+              <w:t>GitHub Actions: тесты, покрытие ≥ 85 %, стиль</w:t>
+            </w:r>
+          </w:p>
+        </w:tc>
+      </w:tr>
+      <w:tr>
+        <w:tc>
+          <w:tcPr>
+            <w:tcW w:type="dxa" w:w="2880"/>
+          </w:tcPr>
+          <w:p>
+            <w:r/>
+            <w:r>
+              <w:t>Работоспособность приложения</w:t>
+            </w:r>
+          </w:p>
+        </w:tc>
+        <w:tc>
+          <w:tcPr>
+            <w:tcW w:type="dxa" w:w="2880"/>
+          </w:tcPr>
+          <w:p>
+            <w:r/>
+            <w:r>
+              <w:t>запускается и отвечает</w:t>
+            </w:r>
+          </w:p>
+        </w:tc>
+        <w:tc>
+          <w:tcPr>
+            <w:tcW w:type="dxa" w:w="2880"/>
+          </w:tcPr>
+          <w:p>
+            <w:r/>
+            <w:r>
+              <w:t xml:space="preserve">смоук-тест собранного </w:t>
+            </w:r>
+            <w:r>
+              <w:rPr>
+                <w:rFonts w:ascii="Consolas" w:hAnsi="Consolas"/>
+                <w:color w:val="224488"/>
+                <w:sz w:val="19"/>
+              </w:rPr>
+              <w:t>.exe</w:t>
+            </w:r>
+            <w:r>
+              <w:t xml:space="preserve"> в CI</w:t>
+            </w:r>
+          </w:p>
+        </w:tc>
+      </w:tr>
+      <w:tr>
+        <w:tc>
+          <w:tcPr>
+            <w:tcW w:type="dxa" w:w="2880"/>
+          </w:tcPr>
+          <w:p>
+            <w:r/>
+            <w:r>
+              <w:t>Отсутствие подбора порога по тесту</w:t>
+            </w:r>
+          </w:p>
+        </w:tc>
+        <w:tc>
+          <w:tcPr>
+            <w:tcW w:type="dxa" w:w="2880"/>
+          </w:tcPr>
+          <w:p>
+            <w:r/>
+            <w:r>
+              <w:t>подтверждается кодом и журналом</w:t>
             </w:r>
           </w:p>
         </w:tc>
@@ -620,87 +967,7 @@
                 <w:color w:val="224488"/>
                 <w:sz w:val="19"/>
               </w:rPr>
-              <w:t>python -m pytest -q</w:t>
-            </w:r>
-          </w:p>
-        </w:tc>
-      </w:tr>
-      <w:tr>
-        <w:tc>
-          <w:tcPr>
-            <w:tcW w:type="dxa" w:w="2880"/>
-          </w:tcPr>
-          <w:p>
-            <w:r/>
-            <w:r>
-              <w:t>Покрытие кода</w:t>
-            </w:r>
-          </w:p>
-        </w:tc>
-        <w:tc>
-          <w:tcPr>
-            <w:tcW w:type="dxa" w:w="2880"/>
-          </w:tcPr>
-          <w:p>
-            <w:r/>
-            <w:r>
-              <w:t>≥ 85 %</w:t>
-            </w:r>
-          </w:p>
-        </w:tc>
-        <w:tc>
-          <w:tcPr>
-            <w:tcW w:type="dxa" w:w="2880"/>
-          </w:tcPr>
-          <w:p>
-            <w:r/>
-            <w:r>
-              <w:rPr>
-                <w:rFonts w:ascii="Consolas" w:hAnsi="Consolas"/>
-                <w:color w:val="224488"/>
-                <w:sz w:val="19"/>
-              </w:rPr>
-              <w:t>pytest --cov --cov-fail-under=85</w:t>
-            </w:r>
-          </w:p>
-        </w:tc>
-      </w:tr>
-      <w:tr>
-        <w:tc>
-          <w:tcPr>
-            <w:tcW w:type="dxa" w:w="2880"/>
-          </w:tcPr>
-          <w:p>
-            <w:r/>
-            <w:r>
-              <w:t>Стиль</w:t>
-            </w:r>
-          </w:p>
-        </w:tc>
-        <w:tc>
-          <w:tcPr>
-            <w:tcW w:type="dxa" w:w="2880"/>
-          </w:tcPr>
-          <w:p>
-            <w:r/>
-            <w:r>
-              <w:t>без замечаний</w:t>
-            </w:r>
-          </w:p>
-        </w:tc>
-        <w:tc>
-          <w:tcPr>
-            <w:tcW w:type="dxa" w:w="2880"/>
-          </w:tcPr>
-          <w:p>
-            <w:r/>
-            <w:r>
-              <w:rPr>
-                <w:rFonts w:ascii="Consolas" w:hAnsi="Consolas"/>
-                <w:color w:val="224488"/>
-                <w:sz w:val="19"/>
-              </w:rPr>
-              <w:t>ruff check .</w:t>
+              <w:t>train.py</w:t>
             </w:r>
             <w:r>
               <w:t xml:space="preserve">, </w:t>
@@ -711,112 +978,7 @@
                 <w:color w:val="224488"/>
                 <w:sz w:val="19"/>
               </w:rPr>
-              <w:t>black --check .</w:t>
-            </w:r>
-          </w:p>
-        </w:tc>
-      </w:tr>
-      <w:tr>
-        <w:tc>
-          <w:tcPr>
-            <w:tcW w:type="dxa" w:w="2880"/>
-          </w:tcPr>
-          <w:p>
-            <w:r/>
-            <w:r>
-              <w:t>Воспроизводимость</w:t>
-            </w:r>
-          </w:p>
-        </w:tc>
-        <w:tc>
-          <w:tcPr>
-            <w:tcW w:type="dxa" w:w="2880"/>
-          </w:tcPr>
-          <w:p>
-            <w:r/>
-            <w:r>
-              <w:t>одинаковый seed → одинаковые параметры</w:t>
-            </w:r>
-          </w:p>
-        </w:tc>
-        <w:tc>
-          <w:tcPr>
-            <w:tcW w:type="dxa" w:w="2880"/>
-          </w:tcPr>
-          <w:p>
-            <w:r/>
-            <w:r>
-              <w:t>сверка хешей в CI</w:t>
-            </w:r>
-          </w:p>
-        </w:tc>
-      </w:tr>
-      <w:tr>
-        <w:tc>
-          <w:tcPr>
-            <w:tcW w:type="dxa" w:w="2880"/>
-          </w:tcPr>
-          <w:p>
-            <w:r/>
-            <w:r>
-              <w:t>Приложение</w:t>
-            </w:r>
-          </w:p>
-        </w:tc>
-        <w:tc>
-          <w:tcPr>
-            <w:tcW w:type="dxa" w:w="2880"/>
-          </w:tcPr>
-          <w:p>
-            <w:r/>
-            <w:r>
-              <w:t>запускается и отвечает на запрос</w:t>
-            </w:r>
-          </w:p>
-        </w:tc>
-        <w:tc>
-          <w:tcPr>
-            <w:tcW w:type="dxa" w:w="2880"/>
-          </w:tcPr>
-          <w:p>
-            <w:r/>
-            <w:r>
-              <w:t>смоук-тест в CI</w:t>
-            </w:r>
-          </w:p>
-        </w:tc>
-      </w:tr>
-      <w:tr>
-        <w:tc>
-          <w:tcPr>
-            <w:tcW w:type="dxa" w:w="2880"/>
-          </w:tcPr>
-          <w:p>
-            <w:r/>
-            <w:r>
-              <w:t>Честность отчёта</w:t>
-            </w:r>
-          </w:p>
-        </w:tc>
-        <w:tc>
-          <w:tcPr>
-            <w:tcW w:type="dxa" w:w="2880"/>
-          </w:tcPr>
-          <w:p>
-            <w:r/>
-            <w:r>
-              <w:t>демо-числа отделены от научных</w:t>
-            </w:r>
-          </w:p>
-        </w:tc>
-        <w:tc>
-          <w:tcPr>
-            <w:tcW w:type="dxa" w:w="2880"/>
-          </w:tcPr>
-          <w:p>
-            <w:r/>
-            <w:r>
-              <w:t>проверка формулировок</w:t>
+              <w:t>PROGRESS.md</w:t>
             </w:r>
           </w:p>
         </w:tc>
@@ -828,7 +990,7 @@
         <w:pStyle w:val="Heading3"/>
       </w:pPr>
       <w:r>
-        <w:t>1.8. Ограничения</w:t>
+        <w:t>1.7. Ограничения и допущения</w:t>
       </w:r>
     </w:p>
     <w:p>
@@ -836,12 +998,12 @@
         <w:pStyle w:val="ListBullet"/>
       </w:pPr>
       <w:r>
-        <w:t>Модель для признаков — небольшая (вычисления на CPU); результат зависит от</w:t>
+        <w:t>Вычисления — на CPU; модель признаков небольшая (зависимость от выбора модели</w:t>
       </w:r>
     </w:p>
     <w:p>
       <w:r>
-        <w:t xml:space="preserve">  выбора модели и предметной области.</w:t>
+        <w:t xml:space="preserve">  указана в отчёте).</w:t>
       </w:r>
     </w:p>
     <w:p>
@@ -849,12 +1011,12 @@
         <w:pStyle w:val="ListBullet"/>
       </w:pPr>
       <w:r>
-        <w:t>Контрольный набор на старте — синтетический; замена на размеченные реальные</w:t>
+        <w:t>Демонстрационный корпус синтетический; для прикладных выводов требуется</w:t>
       </w:r>
     </w:p>
     <w:p>
       <w:r>
-        <w:t xml:space="preserve">  документы повышает достоверность выводов, но не входит в базовый объём.</w:t>
+        <w:t xml:space="preserve">  разметка пользователя.</w:t>
       </w:r>
     </w:p>
     <w:p>
@@ -862,12 +1024,12 @@
         <w:pStyle w:val="ListBullet"/>
       </w:pPr>
       <w:r>
-        <w:t>Требуется калибровка на данных пользователя: без неё порог носит</w:t>
+        <w:t>Пилот ограничен объёмом в десятки контрастных пар; доверительные интервалы</w:t>
       </w:r>
     </w:p>
     <w:p>
       <w:r>
-        <w:t xml:space="preserve">  ориентировочный характер.</w:t>
+        <w:t xml:space="preserve">  широкие.</w:t>
       </w:r>
     </w:p>
     <w:p>
@@ -888,12 +1050,12 @@
     </w:p>
     <w:p>
       <w:r>
-        <w:t>Сроки указаны в относительных единицах (месяцы от начала работы); точные даты</w:t>
+        <w:t>Сроки указаны в месяцах от начала работы; календарные даты проставляются при</w:t>
       </w:r>
     </w:p>
     <w:p>
       <w:r>
-        <w:t>проставляются при подаче заявки.</w:t>
+        <w:t>подаче заявки.</w:t>
       </w:r>
     </w:p>
     <w:tbl>
@@ -1001,7 +1163,7 @@
           <w:p>
             <w:r/>
             <w:r>
-              <w:t>Исследование подходов, уточнение постановки задачи, обзор методов проверки опоры текста на источник</w:t>
+              <w:t>Исследование подходов, постановка задачи, выбор признаков</w:t>
             </w:r>
           </w:p>
         </w:tc>
@@ -1047,7 +1209,7 @@
           <w:p>
             <w:r/>
             <w:r>
-              <w:t>Разработка признаков недостоверности и схемы агрегации; подготовка контрольного набора пар</w:t>
+              <w:t>Реализация признаков и схемы агрегации; подготовка размеченного набора пар</w:t>
             </w:r>
           </w:p>
         </w:tc>
@@ -1058,7 +1220,7 @@
           <w:p>
             <w:r/>
             <w:r>
-              <w:t>описание метода, размеченный набор</w:t>
+              <w:t>описание признаков, размеченный набор</w:t>
             </w:r>
           </w:p>
         </w:tc>
@@ -1093,7 +1255,7 @@
           <w:p>
             <w:r/>
             <w:r>
-              <w:t>Обучение и калибровка параметров метода по целевому уровню ложных срабатываний</w:t>
+              <w:t>Обучение и калибровка метода по целевому уровню ложных срабатываний</w:t>
             </w:r>
           </w:p>
         </w:tc>
@@ -1104,7 +1266,7 @@
           <w:p>
             <w:r/>
             <w:r>
-              <w:t>обученные параметры, процедура воспроизводимого обучения</w:t>
+              <w:t>обученные параметры, воспроизводимая процедура обучения</w:t>
             </w:r>
           </w:p>
         </w:tc>
@@ -1139,7 +1301,7 @@
           <w:p>
             <w:r/>
             <w:r>
-              <w:t>Экспериментальная оценка: метрики по токенам и фрагментам, сравнение признаков</w:t>
+              <w:t>Оценка качества на отложенной части; метрики по токенам и фрагментам</w:t>
             </w:r>
           </w:p>
         </w:tc>
@@ -1150,7 +1312,7 @@
           <w:p>
             <w:r/>
             <w:r>
-              <w:t>протокол экспериментов, таблицы метрик</w:t>
+              <w:t>протокол эксперимента, таблицы метрик</w:t>
             </w:r>
           </w:p>
         </w:tc>
@@ -1185,7 +1347,7 @@
           <w:p>
             <w:r/>
             <w:r>
-              <w:t>Пилотное исследование на реальной русскоязычной модели: сравнение признаков по слоям, доверительные интервалы</w:t>
+              <w:t>Пилотное исследование признаков по слоям реальной модели</w:t>
             </w:r>
           </w:p>
         </w:tc>
@@ -1196,7 +1358,7 @@
           <w:p>
             <w:r/>
             <w:r>
-              <w:t>отчёт пилота</w:t>
+              <w:t>отчёт пилота с доверительными интервалами</w:t>
             </w:r>
           </w:p>
         </w:tc>
@@ -1231,7 +1393,7 @@
           <w:p>
             <w:r/>
             <w:r>
-              <w:t>Разработка программной реализации: локальное приложение, HTTP-интерфейс, командный интерфейс</w:t>
+              <w:t>Разработка программного средства (приложение, HTTP-интерфейс, CLI)</w:t>
             </w:r>
           </w:p>
         </w:tc>
@@ -1242,7 +1404,7 @@
           <w:p>
             <w:r/>
             <w:r>
-              <w:t>работающее приложение</w:t>
+              <w:t>работающее средство</w:t>
             </w:r>
           </w:p>
         </w:tc>
@@ -1277,7 +1439,7 @@
           <w:p>
             <w:r/>
             <w:r>
-              <w:t>Апробация на контрольных примерах, проверка устойчивости, оформление документации</w:t>
+              <w:t>Апробация на контрольных примерах, автоматические проверки, документация</w:t>
             </w:r>
           </w:p>
         </w:tc>
@@ -1288,7 +1450,7 @@
           <w:p>
             <w:r/>
             <w:r>
-              <w:t>руководство пользователя, описание формата разметки</w:t>
+              <w:t>руководство пользователя, протоколы проверок</w:t>
             </w:r>
           </w:p>
         </w:tc>
@@ -1323,7 +1485,7 @@
           <w:p>
             <w:r/>
             <w:r>
-              <w:t>Подготовка отчёта о НИР, обобщение результатов, формулировка ограничений и направлений развития</w:t>
+              <w:t>Обобщение результатов, отчёт о НИР</w:t>
             </w:r>
           </w:p>
         </w:tc>
@@ -1357,7 +1519,7 @@
         <w:pStyle w:val="Heading3"/>
       </w:pPr>
       <w:r>
-        <w:t>2.1. Ожидаемые результаты по этапам</w:t>
+        <w:t>2.1. Результаты по этапам (формулировки для заявки)</w:t>
       </w:r>
     </w:p>
     <w:p>
@@ -1365,18 +1527,12 @@
         <w:pStyle w:val="ListBullet"/>
       </w:pPr>
       <w:r>
-        <w:rPr>
-          <w:b/>
-        </w:rPr>
-        <w:t>Этапы 1–2:</w:t>
-      </w:r>
-      <w:r>
-        <w:t xml:space="preserve"> постановка задачи, описание признаков и схемы агрегации,</w:t>
+        <w:t>Этапы 1–2: постановка задачи; описание признаков и агрегации; размеченный</w:t>
       </w:r>
     </w:p>
     <w:p>
       <w:r>
-        <w:t xml:space="preserve">  контрольный набор с разметкой.</w:t>
+        <w:t xml:space="preserve">  набор пар с разметкой по символам.</w:t>
       </w:r>
     </w:p>
     <w:p>
@@ -1384,18 +1540,12 @@
         <w:pStyle w:val="ListBullet"/>
       </w:pPr>
       <w:r>
-        <w:rPr>
-          <w:b/>
-        </w:rPr>
-        <w:t>Этапы 3–5:</w:t>
-      </w:r>
-      <w:r>
-        <w:t xml:space="preserve"> обученные параметры, метрики качества, результаты сравнения</w:t>
+        <w:t>Этапы 3–5: обученные параметры; метрики качества; результаты сравнения</w:t>
       </w:r>
     </w:p>
     <w:p>
       <w:r>
-        <w:t xml:space="preserve">  признаков и слоёв модели, выводы о применимости подхода.</w:t>
+        <w:t xml:space="preserve">  признаков и слоёв модели; выводы об информативности сигналов.</w:t>
       </w:r>
     </w:p>
     <w:p>
@@ -1403,13 +1553,12 @@
         <w:pStyle w:val="ListBullet"/>
       </w:pPr>
       <w:r>
-        <w:rPr>
-          <w:b/>
-        </w:rPr>
-        <w:t>Этапы 6–7:</w:t>
+        <w:t>Этапы 6–7: программное средство и документация; протоколы автоматических</w:t>
       </w:r>
+    </w:p>
+    <w:p>
       <w:r>
-        <w:t xml:space="preserve"> рабочее приложение и документация к нему.</w:t>
+        <w:t xml:space="preserve">  проверок.</w:t>
       </w:r>
     </w:p>
     <w:p>
@@ -1417,18 +1566,7 @@
         <w:pStyle w:val="ListBullet"/>
       </w:pPr>
       <w:r>
-        <w:rPr>
-          <w:b/>
-        </w:rPr>
-        <w:t>Этап 8:</w:t>
-      </w:r>
-      <w:r>
-        <w:t xml:space="preserve"> отчёт о НИР с честным разделением демонстрационных и научных</w:t>
-      </w:r>
-    </w:p>
-    <w:p>
-      <w:r>
-        <w:t xml:space="preserve">  результатов.</w:t>
+        <w:t>Этап 8: отчёт о НИР с разделением демонстрационных и научных результатов.</w:t>
       </w:r>
     </w:p>
     <w:p>
@@ -1436,7 +1574,7 @@
         <w:pStyle w:val="Heading3"/>
       </w:pPr>
       <w:r>
-        <w:t>2.2. Риски и способы снижения</w:t>
+        <w:t>2.2. Риски и способы их снижения</w:t>
       </w:r>
     </w:p>
     <w:tbl>
@@ -1482,7 +1620,7 @@
               <w:rPr>
                 <w:b/>
               </w:rPr>
-              <w:t>Способ снижения</w:t>
+              <w:t>Снижение</w:t>
             </w:r>
           </w:p>
         </w:tc>
@@ -1495,7 +1633,7 @@
           <w:p>
             <w:r/>
             <w:r>
-              <w:t>Низкое качество на реальных документах</w:t>
+              <w:t>Слабая информативность признаков на реальных текстах</w:t>
             </w:r>
           </w:p>
         </w:tc>
@@ -1506,7 +1644,7 @@
           <w:p>
             <w:r/>
             <w:r>
-              <w:t>калибровка на данных пользователя, расширение разметки, доработка признаков</w:t>
+              <w:t>парные эксперименты, расширение набора признаков, калибровка на данных пользователя</w:t>
             </w:r>
           </w:p>
         </w:tc>
@@ -1530,7 +1668,7 @@
           <w:p>
             <w:r/>
             <w:r>
-              <w:t>работа на CPU, малая модель, разбиение экспериментов по слоям</w:t>
+              <w:t>вычисления на CPU, малая модель, разбиение анализа по слоям</w:t>
             </w:r>
           </w:p>
         </w:tc>
@@ -1543,7 +1681,7 @@
           <w:p>
             <w:r/>
             <w:r>
-              <w:t>Недоступность внешних весов модели</w:t>
+              <w:t>Недоступность весов модели</w:t>
             </w:r>
           </w:p>
         </w:tc>
@@ -1554,7 +1692,7 @@
           <w:p>
             <w:r/>
             <w:r>
-              <w:t>локальный кэш весов; запасной вариант — другая открытая модель</w:t>
+              <w:t>локальный кэш весов; замена на другую открытую модель</w:t>
             </w:r>
           </w:p>
         </w:tc>
@@ -1567,7 +1705,7 @@
           <w:p>
             <w:r/>
             <w:r>
-              <w:t>Расхождение ожиданий по объёму разметки</w:t>
+              <w:t>Недостаток размеченных данных</w:t>
             </w:r>
           </w:p>
         </w:tc>
@@ -1578,7 +1716,7 @@
           <w:p>
             <w:r/>
             <w:r>
-              <w:t>приоритет на малый, но аккуратно размеченный набор</w:t>
+              <w:t>приоритет малых, но аккуратно размеченных наборов; шаблон разметки в комплекте</w:t>
             </w:r>
           </w:p>
         </w:tc>
@@ -1598,7 +1736,7 @@
         <w:pStyle w:val="ListNumber"/>
       </w:pPr>
       <w:r>
-        <w:t>Промежуточный отчёт по этапам 1–3 (описание метода, параметры обучения).</w:t>
+        <w:t>Промежуточный отчёт по этапам 1–3 (метод, параметры, процедура обучения).</w:t>
       </w:r>
     </w:p>
     <w:p>
@@ -1606,7 +1744,7 @@
         <w:pStyle w:val="ListNumber"/>
       </w:pPr>
       <w:r>
-        <w:t>Отчёт по экспериментальной части (метрики, сравнение признаков).</w:t>
+        <w:t>Отчёт по экспериментальной части (метрики, сравнение признаков, пилот).</w:t>
       </w:r>
     </w:p>
     <w:p>
@@ -1614,12 +1752,12 @@
         <w:pStyle w:val="ListNumber"/>
       </w:pPr>
       <w:r>
-        <w:t>Итоговый отчёт о НИР с приложением руководства пользователя и описания</w:t>
+        <w:t>Итоговый отчёт о НИР с приложениями: руководство пользователя, описание</w:t>
       </w:r>
     </w:p>
     <w:p>
       <w:r>
-        <w:t xml:space="preserve">   воспроизведения экспериментов.</w:t>
+        <w:t xml:space="preserve">   воспроизведения экспериментов, журнал работы.</w:t>
       </w:r>
     </w:p>
     <w:p>
@@ -1635,12 +1773,37 @@
         <w:pStyle w:val="Heading2"/>
       </w:pPr>
       <w:r>
-        <w:t>3. Соответствие результатов работе</w:t>
+        <w:t>3. Отражение фактически выполненной работы</w:t>
       </w:r>
     </w:p>
     <w:p>
       <w:r>
-        <w:t xml:space="preserve">Работа выполнена в объёме этапов 1–7 (см. </w:t>
+        <w:t>Этапы 1–7 выполнены и зафиксированы в репозитории: метод реализован, обучен и</w:t>
+      </w:r>
+    </w:p>
+    <w:p>
+      <w:r>
+        <w:t>откалиброван; проведена оценка на отложенной части демонстрационного корпуса</w:t>
+      </w:r>
+    </w:p>
+    <w:p>
+      <w:r>
+        <w:t>(token F1 0.959 при FPR 0.002); выполнен пилот на реальной модели в режиме</w:t>
+      </w:r>
+    </w:p>
+    <w:p>
+      <w:r>
+        <w:t>вычислений на CPU с парным анализом по слоям; программное средство собрано,</w:t>
+      </w:r>
+    </w:p>
+    <w:p>
+      <w:r>
+        <w:t>проверено автоматическим смоук-тестом и опубликовано по постоянной ссылке;</w:t>
+      </w:r>
+    </w:p>
+    <w:p>
+      <w:r>
+        <w:t>документация подготовлена (</w:t>
       </w:r>
       <w:r>
         <w:rPr>
@@ -1648,43 +1811,7 @@
           <w:color w:val="224488"/>
           <w:sz w:val="19"/>
         </w:rPr>
-        <w:t>ИТОГ.md</w:t>
-      </w:r>
-      <w:r>
-        <w:t>): метод реализован,</w:t>
-      </w:r>
-    </w:p>
-    <w:p>
-      <w:r>
-        <w:t>обучен и откалиброван, оценён на отложенной части контрольного набора,</w:t>
-      </w:r>
-    </w:p>
-    <w:p>
-      <w:r>
-        <w:t>проведён пилот на реальной модели в режиме вычислений на CPU, приложение</w:t>
-      </w:r>
-    </w:p>
-    <w:p>
-      <w:r>
-        <w:t>собрано и проверено автоматическим смоук-тестом, документация подготовлена.</w:t>
-      </w:r>
-    </w:p>
-    <w:p>
-      <w:r>
-        <w:t>Этап 8 (подготовка итогового отчёта формы НИР) выполняется на основании</w:t>
-      </w:r>
-    </w:p>
-    <w:p>
-      <w:r>
-        <w:t xml:space="preserve">материалов репозитория: </w:t>
-      </w:r>
-      <w:r>
-        <w:rPr>
-          <w:rFonts w:ascii="Consolas" w:hAnsi="Consolas"/>
-          <w:color w:val="224488"/>
-          <w:sz w:val="19"/>
-        </w:rPr>
-        <w:t>docs/ОТЧЁТ_о_НИР_шаблон.md</w:t>
+        <w:t>docs/РУКОВОДСТВО.md</w:t>
       </w:r>
       <w:r>
         <w:t xml:space="preserve">, </w:t>
@@ -1707,6 +1834,24 @@
           <w:sz w:val="19"/>
         </w:rPr>
         <w:t>ИТОГ.md</w:t>
+      </w:r>
+      <w:r>
+        <w:t>).</w:t>
+      </w:r>
+    </w:p>
+    <w:p>
+      <w:r>
+        <w:t>Этап 8 (оформление итогового отчёта) опирается на</w:t>
+      </w:r>
+    </w:p>
+    <w:p>
+      <w:r>
+        <w:rPr>
+          <w:rFonts w:ascii="Consolas" w:hAnsi="Consolas"/>
+          <w:color w:val="224488"/>
+          <w:sz w:val="19"/>
+        </w:rPr>
+        <w:t>docs/ОТЧЁТ_о_НИР_шаблон.md</w:t>
       </w:r>
       <w:r>
         <w:t>.</w:t>

--- a/docs/ТЗ_и_календарный_план.docx
+++ b/docs/ТЗ_и_календарный_план.docx
@@ -1788,7 +1788,12 @@
     </w:p>
     <w:p>
       <w:r>
-        <w:t>(token F1 0.959 при FPR 0.002); выполнен пилот на реальной модели в режиме</w:t>
+        <w:t>(token F1 0.953 при FPR 0.002 внутри демонстрационного корпуса; на корпусе</w:t>
+      </w:r>
+    </w:p>
+    <w:p>
+      <w:r>
+        <w:t>другого генератора — 0.731 при FPR 0.144); выполнен пилот на реальной модели в режиме</w:t>
       </w:r>
     </w:p>
     <w:p>

--- a/docs/ТЗ_и_календарный_план.docx
+++ b/docs/ТЗ_и_календарный_план.docx
@@ -1793,7 +1793,7 @@
     </w:p>
     <w:p>
       <w:r>
-        <w:t>другого генератора — 0.731 при FPR 0.144); выполнен пилот на реальной модели в режиме</w:t>
+        <w:t>другого генератора — 0.717 при FPR 0.157); выполнен пилот на реальной модели в режиме</w:t>
       </w:r>
     </w:p>
     <w:p>

--- a/docs/ТЗ_и_календарный_план.docx
+++ b/docs/ТЗ_и_календарный_план.docx
@@ -674,6 +674,26 @@
         <w:t>1.6. Критерии приёмки</w:t>
       </w:r>
     </w:p>
+    <w:p>
+      <w:r>
+        <w:t>Договорный критерий (проект 117812, ТЗ п. 4.1 треб. 6): на отложенной по</w:t>
+      </w:r>
+    </w:p>
+    <w:p>
+      <w:r>
+        <w:t>документам части набора из 1200 пар — F1 ≥ 0.50 при FPR ≤ 0.40. Внутренний</w:t>
+      </w:r>
+    </w:p>
+    <w:p>
+      <w:r>
+        <w:t>ориентир проекта (заявка, мастер-промт) строже договорного: F1 ≥ 0.90 при</w:t>
+      </w:r>
+    </w:p>
+    <w:p>
+      <w:r>
+        <w:t>FPR ≤ 0.10; он проверяется отдельной строкой отчёта и не подменяет договорный.</w:t>
+      </w:r>
+    </w:p>
     <w:tbl>
       <w:tblPr>
         <w:tblStyle w:val="LightGrid-Accent1"/>
@@ -749,7 +769,82 @@
           <w:p>
             <w:r/>
             <w:r>
-              <w:t>Качество по токенам на отложенной части</w:t>
+              <w:t>Договорный: качество по токенам на отложенной части</w:t>
+            </w:r>
+          </w:p>
+        </w:tc>
+        <w:tc>
+          <w:tcPr>
+            <w:tcW w:type="dxa" w:w="2880"/>
+          </w:tcPr>
+          <w:p>
+            <w:r/>
+            <w:r>
+              <w:t>F1 ≥ 0.50</w:t>
+            </w:r>
+          </w:p>
+        </w:tc>
+        <w:tc>
+          <w:tcPr>
+            <w:tcW w:type="dxa" w:w="2880"/>
+          </w:tcPr>
+          <w:p>
+            <w:r/>
+            <w:r>
+              <w:rPr>
+                <w:rFonts w:ascii="Consolas" w:hAnsi="Consolas"/>
+                <w:color w:val="224488"/>
+                <w:sz w:val="19"/>
+              </w:rPr>
+              <w:t>python -m spanverify evaluate --dataset data/corpus_a/splits/test.jsonl</w:t>
+            </w:r>
+          </w:p>
+        </w:tc>
+      </w:tr>
+      <w:tr>
+        <w:tc>
+          <w:tcPr>
+            <w:tcW w:type="dxa" w:w="2880"/>
+          </w:tcPr>
+          <w:p>
+            <w:r/>
+            <w:r>
+              <w:t>Договорный: ложные срабатывания</w:t>
+            </w:r>
+          </w:p>
+        </w:tc>
+        <w:tc>
+          <w:tcPr>
+            <w:tcW w:type="dxa" w:w="2880"/>
+          </w:tcPr>
+          <w:p>
+            <w:r/>
+            <w:r>
+              <w:t>FPR ≤ 0.40</w:t>
+            </w:r>
+          </w:p>
+        </w:tc>
+        <w:tc>
+          <w:tcPr>
+            <w:tcW w:type="dxa" w:w="2880"/>
+          </w:tcPr>
+          <w:p>
+            <w:r/>
+            <w:r>
+              <w:t>там же</w:t>
+            </w:r>
+          </w:p>
+        </w:tc>
+      </w:tr>
+      <w:tr>
+        <w:tc>
+          <w:tcPr>
+            <w:tcW w:type="dxa" w:w="2880"/>
+          </w:tcPr>
+          <w:p>
+            <w:r/>
+            <w:r>
+              <w:t>Внутренний ориентир: качество по токенам</w:t>
             </w:r>
           </w:p>
         </w:tc>
@@ -789,7 +884,7 @@
           <w:p>
             <w:r/>
             <w:r>
-              <w:t>Ложные срабатывания</w:t>
+              <w:t>Внутренний ориентир: ложные срабатывания</w:t>
             </w:r>
           </w:p>
         </w:tc>
@@ -1046,6 +1141,299 @@
       </w:pPr>
       <w:r>
         <w:t>2. Календарный план</w:t>
+      </w:r>
+    </w:p>
+    <w:p>
+      <w:pPr>
+        <w:pStyle w:val="Heading3"/>
+      </w:pPr>
+      <w:r>
+        <w:t>2.0. Календарный план договора (Приложение № 4 к договору)</w:t>
+      </w:r>
+    </w:p>
+    <w:p>
+      <w:r>
+        <w:t>Договорный план — два этапа по 6 месяцев; вознаграждение 200 000 руб. за первый</w:t>
+      </w:r>
+    </w:p>
+    <w:p>
+      <w:r>
+        <w:t>этап и 300 000 руб. за второй. Внутренние этапы 1–8 (ниже) — это рабочая</w:t>
+      </w:r>
+    </w:p>
+    <w:p>
+      <w:r>
+        <w:t>декомпозиция внутри договорных этапов, она не меняет ни сроков, ни суммы.</w:t>
+      </w:r>
+    </w:p>
+    <w:tbl>
+      <w:tblPr>
+        <w:tblStyle w:val="LightGrid-Accent1"/>
+        <w:tblW w:type="auto" w:w="0"/>
+        <w:tblLook w:firstColumn="1" w:firstRow="1" w:lastColumn="0" w:lastRow="0" w:noHBand="0" w:noVBand="1" w:val="04A0"/>
+      </w:tblPr>
+      <w:tblGrid>
+        <w:gridCol w:w="1728"/>
+        <w:gridCol w:w="1728"/>
+        <w:gridCol w:w="1728"/>
+        <w:gridCol w:w="1728"/>
+        <w:gridCol w:w="1728"/>
+      </w:tblGrid>
+      <w:tr>
+        <w:tc>
+          <w:tcPr>
+            <w:tcW w:type="dxa" w:w="1728"/>
+          </w:tcPr>
+          <w:p>
+            <w:r>
+              <w:rPr>
+                <w:b/>
+              </w:rPr>
+            </w:r>
+            <w:r>
+              <w:rPr>
+                <w:b/>
+              </w:rPr>
+              <w:t>Этап</w:t>
+            </w:r>
+          </w:p>
+        </w:tc>
+        <w:tc>
+          <w:tcPr>
+            <w:tcW w:type="dxa" w:w="1728"/>
+          </w:tcPr>
+          <w:p>
+            <w:r>
+              <w:rPr>
+                <w:b/>
+              </w:rPr>
+            </w:r>
+            <w:r>
+              <w:rPr>
+                <w:b/>
+              </w:rPr>
+              <w:t>Срок</w:t>
+            </w:r>
+          </w:p>
+        </w:tc>
+        <w:tc>
+          <w:tcPr>
+            <w:tcW w:type="dxa" w:w="1728"/>
+          </w:tcPr>
+          <w:p>
+            <w:r>
+              <w:rPr>
+                <w:b/>
+              </w:rPr>
+            </w:r>
+            <w:r>
+              <w:rPr>
+                <w:b/>
+              </w:rPr>
+              <w:t>Содержание</w:t>
+            </w:r>
+          </w:p>
+        </w:tc>
+        <w:tc>
+          <w:tcPr>
+            <w:tcW w:type="dxa" w:w="1728"/>
+          </w:tcPr>
+          <w:p>
+            <w:r>
+              <w:rPr>
+                <w:b/>
+              </w:rPr>
+            </w:r>
+            <w:r>
+              <w:rPr>
+                <w:b/>
+              </w:rPr>
+              <w:t>Результат</w:t>
+            </w:r>
+          </w:p>
+        </w:tc>
+        <w:tc>
+          <w:tcPr>
+            <w:tcW w:type="dxa" w:w="1728"/>
+          </w:tcPr>
+          <w:p>
+            <w:r>
+              <w:rPr>
+                <w:b/>
+              </w:rPr>
+            </w:r>
+            <w:r>
+              <w:rPr>
+                <w:b/>
+              </w:rPr>
+              <w:t>Сумма</w:t>
+            </w:r>
+          </w:p>
+        </w:tc>
+      </w:tr>
+      <w:tr>
+        <w:tc>
+          <w:tcPr>
+            <w:tcW w:type="dxa" w:w="1728"/>
+          </w:tcPr>
+          <w:p>
+            <w:r/>
+            <w:r>
+              <w:t>1-й этап</w:t>
+            </w:r>
+          </w:p>
+        </w:tc>
+        <w:tc>
+          <w:tcPr>
+            <w:tcW w:type="dxa" w:w="1728"/>
+          </w:tcPr>
+          <w:p>
+            <w:r/>
+            <w:r>
+              <w:t>1–6-й месяцы</w:t>
+            </w:r>
+          </w:p>
+        </w:tc>
+        <w:tc>
+          <w:tcPr>
+            <w:tcW w:type="dxa" w:w="1728"/>
+          </w:tcPr>
+          <w:p>
+            <w:r/>
+            <w:r>
+              <w:t>исследование подходов, постановка задачи, реализация и обучение метода, оценка на отложенной части, пилот на реальной модели, сборка опытного образца</w:t>
+            </w:r>
+          </w:p>
+        </w:tc>
+        <w:tc>
+          <w:tcPr>
+            <w:tcW w:type="dxa" w:w="1728"/>
+          </w:tcPr>
+          <w:p>
+            <w:r/>
+            <w:r>
+              <w:t>метод и его параметры, размеченный набор, протокол эксперимента, опытный образец программы</w:t>
+            </w:r>
+          </w:p>
+        </w:tc>
+        <w:tc>
+          <w:tcPr>
+            <w:tcW w:type="dxa" w:w="1728"/>
+          </w:tcPr>
+          <w:p>
+            <w:r/>
+            <w:r>
+              <w:t>200 000 руб.</w:t>
+            </w:r>
+          </w:p>
+        </w:tc>
+      </w:tr>
+      <w:tr>
+        <w:tc>
+          <w:tcPr>
+            <w:tcW w:type="dxa" w:w="1728"/>
+          </w:tcPr>
+          <w:p>
+            <w:r/>
+            <w:r>
+              <w:t>2-й этап</w:t>
+            </w:r>
+          </w:p>
+        </w:tc>
+        <w:tc>
+          <w:tcPr>
+            <w:tcW w:type="dxa" w:w="1728"/>
+          </w:tcPr>
+          <w:p>
+            <w:r/>
+            <w:r>
+              <w:t>7–12-й месяцы</w:t>
+            </w:r>
+          </w:p>
+        </w:tc>
+        <w:tc>
+          <w:tcPr>
+            <w:tcW w:type="dxa" w:w="1728"/>
+          </w:tcPr>
+          <w:p>
+            <w:r/>
+            <w:r>
+              <w:t>доведение программного средства до поставки, локальный веб-интерфейс и HTTP API, руководство пользователя, приёмка в объёме программы испытаний, оформление РИД, подготовка отчёта о НИР</w:t>
+            </w:r>
+          </w:p>
+        </w:tc>
+        <w:tc>
+          <w:tcPr>
+            <w:tcW w:type="dxa" w:w="1728"/>
+          </w:tcPr>
+          <w:p>
+            <w:r/>
+            <w:r>
+              <w:t>поставка (исполняемый файл и переносимый пакет с контрольными суммами), документы приёмки, РИД, отчёт о НИР</w:t>
+            </w:r>
+          </w:p>
+        </w:tc>
+        <w:tc>
+          <w:tcPr>
+            <w:tcW w:type="dxa" w:w="1728"/>
+          </w:tcPr>
+          <w:p>
+            <w:r/>
+            <w:r>
+              <w:t>300 000 руб.</w:t>
+            </w:r>
+          </w:p>
+        </w:tc>
+      </w:tr>
+    </w:tbl>
+    <w:p/>
+    <w:p>
+      <w:r>
+        <w:t>Отчётность по этапам подаётся в АС «Фонд-М» не позднее чем за 20 календарных</w:t>
+      </w:r>
+    </w:p>
+    <w:p>
+      <w:r>
+        <w:t>дней до окончания этапа.</w:t>
+      </w:r>
+    </w:p>
+    <w:p>
+      <w:pPr>
+        <w:pStyle w:val="ListBullet"/>
+      </w:pPr>
+      <w:r>
+        <w:t>1-й этап: промежуточный отчёт, акт, финансовый отчёт.</w:t>
+      </w:r>
+    </w:p>
+    <w:p>
+      <w:pPr>
+        <w:pStyle w:val="ListBullet"/>
+      </w:pPr>
+      <w:r>
+        <w:t>2-й этап: заключительный отчёт, акт, финансовый отчёт, пакет</w:t>
+      </w:r>
+    </w:p>
+    <w:p>
+      <w:r>
+        <w:t xml:space="preserve">  предускорения, заявка на РИД, бизнес-план (по линии «Студенческий стартап» /</w:t>
+      </w:r>
+    </w:p>
+    <w:p>
+      <w:r>
+        <w:t xml:space="preserve">  «Старт»), дорожная карта, отчёт о достижении результатов.</w:t>
+      </w:r>
+    </w:p>
+    <w:p>
+      <w:r>
+        <w:t>Календарные даты этапов проставляются при подаче заявки.</w:t>
+      </w:r>
+    </w:p>
+    <w:p>
+      <w:pPr>
+        <w:pStyle w:val="Heading3"/>
+      </w:pPr>
+      <w:r>
+        <w:t>2.1. Рабочая декомпозиция (внутренние этапы)</w:t>
       </w:r>
     </w:p>
     <w:p>
@@ -1519,7 +1907,7 @@
         <w:pStyle w:val="Heading3"/>
       </w:pPr>
       <w:r>
-        <w:t>2.1. Результаты по этапам (формулировки для заявки)</w:t>
+        <w:t>2.2. Результаты по этапам (формулировки для заявки)</w:t>
       </w:r>
     </w:p>
     <w:p>
@@ -1574,7 +1962,7 @@
         <w:pStyle w:val="Heading3"/>
       </w:pPr>
       <w:r>
-        <w:t>2.2. Риски и способы их снижения</w:t>
+        <w:t>2.3. Риски и способы их снижения</w:t>
       </w:r>
     </w:p>
     <w:tbl>
@@ -1728,7 +2116,17 @@
         <w:pStyle w:val="Heading3"/>
       </w:pPr>
       <w:r>
-        <w:t>2.3. Формы отчётности</w:t>
+        <w:t>2.4. Формы отчётности</w:t>
+      </w:r>
+    </w:p>
+    <w:p>
+      <w:r>
+        <w:t>Отчётность договора (Приложение № 4) подаётся в АС «Фонд-М» не позднее чем за</w:t>
+      </w:r>
+    </w:p>
+    <w:p>
+      <w:r>
+        <w:t>20 календарных дней до конца этапа:</w:t>
       </w:r>
     </w:p>
     <w:p>
@@ -1736,7 +2134,7 @@
         <w:pStyle w:val="ListNumber"/>
       </w:pPr>
       <w:r>
-        <w:t>Промежуточный отчёт по этапам 1–3 (метод, параметры, процедура обучения).</w:t>
+        <w:t>1-й этап: промежуточный отчёт, акт, финансовый отчёт.</w:t>
       </w:r>
     </w:p>
     <w:p>
@@ -1744,20 +2142,80 @@
         <w:pStyle w:val="ListNumber"/>
       </w:pPr>
       <w:r>
-        <w:t>Отчёт по экспериментальной части (метрики, сравнение признаков, пилот).</w:t>
-      </w:r>
-    </w:p>
-    <w:p>
-      <w:pPr>
-        <w:pStyle w:val="ListNumber"/>
-      </w:pPr>
-      <w:r>
-        <w:t>Итоговый отчёт о НИР с приложениями: руководство пользователя, описание</w:t>
+        <w:t>2-й этап: заключительный отчёт, акт, финансовый отчёт, пакет</w:t>
       </w:r>
     </w:p>
     <w:p>
       <w:r>
-        <w:t xml:space="preserve">   воспроизведения экспериментов, журнал работы.</w:t>
+        <w:t xml:space="preserve">   предускорения, заявка на РИД, бизнес-план «Студенческий стартап» / «Старт»,</w:t>
+      </w:r>
+    </w:p>
+    <w:p>
+      <w:r>
+        <w:t xml:space="preserve">   дорожная карта, отчёт о достижении результатов.</w:t>
+      </w:r>
+    </w:p>
+    <w:p>
+      <w:r>
+        <w:t>Документы, из которых собирается отчётность: промежуточный отчёт опирается на</w:t>
+      </w:r>
+    </w:p>
+    <w:p>
+      <w:r>
+        <w:t>разделы 2–4 отчёта о НИР (метод, параметры, процедура обучения); отчёт по</w:t>
+      </w:r>
+    </w:p>
+    <w:p>
+      <w:r>
+        <w:t xml:space="preserve">экспериментальной части — на </w:t>
+      </w:r>
+      <w:r>
+        <w:rPr>
+          <w:rFonts w:ascii="Consolas" w:hAnsi="Consolas"/>
+          <w:color w:val="224488"/>
+          <w:sz w:val="19"/>
+        </w:rPr>
+        <w:t>reports/METRICS.json</w:t>
+      </w:r>
+      <w:r>
+        <w:t xml:space="preserve"> и </w:t>
+      </w:r>
+      <w:r>
+        <w:rPr>
+          <w:rFonts w:ascii="Consolas" w:hAnsi="Consolas"/>
+          <w:color w:val="224488"/>
+          <w:sz w:val="19"/>
+        </w:rPr>
+        <w:t>reports/CONTRACT.json</w:t>
+      </w:r>
+      <w:r>
+        <w:t>;</w:t>
+      </w:r>
+    </w:p>
+    <w:p>
+      <w:r>
+        <w:t xml:space="preserve">заключительный отчёт о НИР — на </w:t>
+      </w:r>
+      <w:r>
+        <w:rPr>
+          <w:rFonts w:ascii="Consolas" w:hAnsi="Consolas"/>
+          <w:color w:val="224488"/>
+          <w:sz w:val="19"/>
+        </w:rPr>
+        <w:t>docs/ОТЧЁТ_о_НИР_шаблон.md</w:t>
+      </w:r>
+      <w:r>
+        <w:t xml:space="preserve"> с приложениями</w:t>
+      </w:r>
+    </w:p>
+    <w:p>
+      <w:r>
+        <w:t>(руководство пользователя, программа и методика приёмки, воспроизведение</w:t>
+      </w:r>
+    </w:p>
+    <w:p>
+      <w:r>
+        <w:t>экспериментов).</w:t>
       </w:r>
     </w:p>
     <w:p>
@@ -1773,7 +2231,154 @@
         <w:pStyle w:val="Heading2"/>
       </w:pPr>
       <w:r>
-        <w:t>3. Отражение фактически выполненной работы</w:t>
+        <w:t>3. Соответствие договорным этапам</w:t>
+      </w:r>
+    </w:p>
+    <w:tbl>
+      <w:tblPr>
+        <w:tblStyle w:val="LightGrid-Accent1"/>
+        <w:tblW w:type="auto" w:w="0"/>
+        <w:tblLook w:firstColumn="1" w:firstRow="1" w:lastColumn="0" w:lastRow="0" w:noHBand="0" w:noVBand="1" w:val="04A0"/>
+      </w:tblPr>
+      <w:tblGrid>
+        <w:gridCol w:w="2880"/>
+        <w:gridCol w:w="2880"/>
+        <w:gridCol w:w="2880"/>
+      </w:tblGrid>
+      <w:tr>
+        <w:tc>
+          <w:tcPr>
+            <w:tcW w:type="dxa" w:w="2880"/>
+          </w:tcPr>
+          <w:p>
+            <w:r>
+              <w:rPr>
+                <w:b/>
+              </w:rPr>
+            </w:r>
+            <w:r>
+              <w:rPr>
+                <w:b/>
+              </w:rPr>
+              <w:t>Договорный этап</w:t>
+            </w:r>
+          </w:p>
+        </w:tc>
+        <w:tc>
+          <w:tcPr>
+            <w:tcW w:type="dxa" w:w="2880"/>
+          </w:tcPr>
+          <w:p>
+            <w:r>
+              <w:rPr>
+                <w:b/>
+              </w:rPr>
+            </w:r>
+            <w:r>
+              <w:rPr>
+                <w:b/>
+              </w:rPr>
+              <w:t>Внутренние этапы</w:t>
+            </w:r>
+          </w:p>
+        </w:tc>
+        <w:tc>
+          <w:tcPr>
+            <w:tcW w:type="dxa" w:w="2880"/>
+          </w:tcPr>
+          <w:p>
+            <w:r>
+              <w:rPr>
+                <w:b/>
+              </w:rPr>
+            </w:r>
+            <w:r>
+              <w:rPr>
+                <w:b/>
+              </w:rPr>
+              <w:t>Состояние</w:t>
+            </w:r>
+          </w:p>
+        </w:tc>
+      </w:tr>
+      <w:tr>
+        <w:tc>
+          <w:tcPr>
+            <w:tcW w:type="dxa" w:w="2880"/>
+          </w:tcPr>
+          <w:p>
+            <w:r/>
+            <w:r>
+              <w:t>1-й (1–6 месяцы)</w:t>
+            </w:r>
+          </w:p>
+        </w:tc>
+        <w:tc>
+          <w:tcPr>
+            <w:tcW w:type="dxa" w:w="2880"/>
+          </w:tcPr>
+          <w:p>
+            <w:r/>
+            <w:r>
+              <w:t>1–5</w:t>
+            </w:r>
+          </w:p>
+        </w:tc>
+        <w:tc>
+          <w:tcPr>
+            <w:tcW w:type="dxa" w:w="2880"/>
+          </w:tcPr>
+          <w:p>
+            <w:r/>
+            <w:r>
+              <w:t>выполнен: метод реализован, обучен, откалиброван, оценён на отложенной части, выполнен пилот</w:t>
+            </w:r>
+          </w:p>
+        </w:tc>
+      </w:tr>
+      <w:tr>
+        <w:tc>
+          <w:tcPr>
+            <w:tcW w:type="dxa" w:w="2880"/>
+          </w:tcPr>
+          <w:p>
+            <w:r/>
+            <w:r>
+              <w:t>2-й (7–12 месяцы)</w:t>
+            </w:r>
+          </w:p>
+        </w:tc>
+        <w:tc>
+          <w:tcPr>
+            <w:tcW w:type="dxa" w:w="2880"/>
+          </w:tcPr>
+          <w:p>
+            <w:r/>
+            <w:r>
+              <w:t>6–8</w:t>
+            </w:r>
+          </w:p>
+        </w:tc>
+        <w:tc>
+          <w:tcPr>
+            <w:tcW w:type="dxa" w:w="2880"/>
+          </w:tcPr>
+          <w:p>
+            <w:r/>
+            <w:r>
+              <w:t>выполняется: средство собрано и поставлено, документация подготовлена, ведётся оформление отчёта о НИР</w:t>
+            </w:r>
+          </w:p>
+        </w:tc>
+      </w:tr>
+    </w:tbl>
+    <w:p/>
+    <w:p>
+      <w:pPr>
+        <w:pStyle w:val="Heading2"/>
+      </w:pPr>
+      <w:r>
+        <w:t>4. Отражение фактически выполненной работы</w:t>
       </w:r>
     </w:p>
     <w:p>
@@ -1788,12 +2393,12 @@
     </w:p>
     <w:p>
       <w:r>
-        <w:t>(token F1 0.953 при FPR 0.002 внутри демонстрационного корпуса; на корпусе</w:t>
+        <w:t>(token F1 0.958 при FPR 0.002 внутри демонстрационного корпуса; на корпусе</w:t>
       </w:r>
     </w:p>
     <w:p>
       <w:r>
-        <w:t>другого генератора — 0.717 при FPR 0.157); выполнен пилот на реальной модели в режиме</w:t>
+        <w:t>другого генератора — 0.737 при FPR 0.145); выполнен пилот на реальной модели в режиме</w:t>
       </w:r>
     </w:p>
     <w:p>

--- a/docs/ТЗ_и_календарный_план.docx
+++ b/docs/ТЗ_и_календарный_план.docx
@@ -2398,7 +2398,7 @@
     </w:p>
     <w:p>
       <w:r>
-        <w:t>другого генератора — 0.737 при FPR 0.145); выполнен пилот на реальной модели в режиме</w:t>
+        <w:t>другого генератора — 0.675 при FPR 0.148); выполнен пилот на реальной модели в режиме</w:t>
       </w:r>
     </w:p>
     <w:p>
